--- a/plans/感知抓取与自主导航联合项目设计/项目设计.docx
+++ b/plans/感知抓取与自主导航联合项目设计/项目设计.docx
@@ -2,18 +2,10 @@
 <file path=word/document.xml><?xml version="1.0" encoding="utf-8"?>
 <w:document xmlns:w="http://schemas.openxmlformats.org/wordprocessingml/2006/main" xmlns:m="http://schemas.openxmlformats.org/officeDocument/2006/math" xmlns:r="http://schemas.openxmlformats.org/officeDocument/2006/relationships" xmlns:o="urn:schemas-microsoft-com:office:office" xmlns:v="urn:schemas-microsoft-com:vml" xmlns:w10="urn:schemas-microsoft-com:office:word" xmlns:a="http://schemas.openxmlformats.org/drawingml/2006/main" xmlns:pic="http://schemas.openxmlformats.org/drawingml/2006/picture" xmlns:wp="http://schemas.openxmlformats.org/drawingml/2006/wordprocessingDrawing">
   <w:body>
+    <w:bookmarkStart w:id="20" w:name="套袋桃采摘机器人感知抓取与自主导航联合工程"/>
     <w:p>
       <w:pPr>
         <w:pStyle w:val="Title"/>
-      </w:pPr>
-      <w:r>
-        <w:t xml:space="preserve">套袋桃采摘机器人感知抓取与自主导航联合工程初步设计说明书</w:t>
-      </w:r>
-    </w:p>
-    <w:bookmarkStart w:id="20" w:name="套袋桃采摘机器人感知抓取与自主导航联合工程"/>
-    <w:p>
-      <w:pPr>
-        <w:pStyle w:val="Heading1"/>
       </w:pPr>
       <w:r>
         <w:t xml:space="preserve">套袋桃采摘机器人感知抓取与自主导航联合工程</w:t>
@@ -23,9 +15,14 @@
     <w:bookmarkStart w:id="80" w:name="初步设计说明书"/>
     <w:p>
       <w:pPr>
-        <w:pStyle w:val="Heading1"/>
-      </w:pPr>
-      <w:r>
+        <w:pStyle w:val="Title"/>
+      </w:pPr>
+      <w:r>
+        <w:rPr>
+          <w:rFonts w:ascii="微软雅黑" w:hAnsi="微软雅黑" w:eastAsia="微软雅黑" w:cs="微软雅黑"/>
+          <w:sz w:val="28"/>
+          <w:szCs w:val="28"/>
+        </w:rPr>
         <w:t xml:space="preserve">初步设计说明书</w:t>
       </w:r>
     </w:p>
@@ -246,10 +243,7 @@
               <w:jc w:val="left"/>
             </w:pPr>
             <w:r>
-              <w:t xml:space="preserve">同目录</w:t>
-            </w:r>
-            <w:r>
-              <w:t xml:space="preserve"> </w:t>
+              <w:t xml:space="preserve">同目录 </w:t>
             </w:r>
             <w:r>
               <w:rPr>
@@ -288,6 +282,14 @@
         </w:tc>
       </w:tr>
     </w:tbl>
+    <w:p>
+      <w:pPr>
+        <w:spacing w:before="0" w:after="0"/>
+      </w:pPr>
+      <w:r>
+        <w:br w:type="page"/>
+      </w:r>
+    </w:p>
     <w:p>
       <w:pPr>
         <w:pStyle w:val="BodyText"/>
@@ -303,71 +305,594 @@
     </w:p>
     <w:p>
       <w:pPr>
-        <w:pStyle w:val="BodyText"/>
-      </w:pPr>
-      <w:r>
-        <w:t xml:space="preserve">1 概述</w:t>
-      </w:r>
-      <w:r>
-        <w:br/>
-      </w:r>
-      <w:r>
-        <w:t xml:space="preserve">2 需求规定与设计原则</w:t>
-      </w:r>
-      <w:r>
-        <w:br/>
-      </w:r>
-      <w:r>
-        <w:t xml:space="preserve">3 总体方案</w:t>
-      </w:r>
-      <w:r>
-        <w:br/>
-      </w:r>
-      <w:r>
-        <w:t xml:space="preserve">4 工艺流程</w:t>
-      </w:r>
-      <w:r>
-        <w:br/>
-      </w:r>
-      <w:r>
-        <w:t xml:space="preserve">5 分项设计</w:t>
-      </w:r>
-      <w:r>
-        <w:br/>
-      </w:r>
-      <w:r>
-        <w:t xml:space="preserve">6 设备配置</w:t>
-      </w:r>
-      <w:r>
-        <w:br/>
-      </w:r>
-      <w:r>
-        <w:t xml:space="preserve">7 接口设计</w:t>
-      </w:r>
-      <w:r>
-        <w:br/>
-      </w:r>
-      <w:r>
-        <w:t xml:space="preserve">8 运行与出错处理</w:t>
-      </w:r>
-      <w:r>
-        <w:br/>
-      </w:r>
-      <w:r>
-        <w:t xml:space="preserve">9 实施计划与遗留问题</w:t>
-      </w:r>
-      <w:r>
-        <w:br/>
-      </w:r>
-      <w:r>
-        <w:t xml:space="preserve">10 结论与建议</w:t>
-      </w:r>
-      <w:r>
-        <w:br/>
-      </w:r>
-      <w:r>
-        <w:t xml:space="preserve">附录</w:t>
-      </w:r>
+        <w:pStyle w:val="TOC1"/>
+      </w:pPr>
+      <w:r>
+        <w:fldChar w:fldCharType="begin" w:dirty="true"/>
+      </w:r>
+      <w:r>
+        <w:instrText xml:space="preserve"> TOC \o "1-2" \z \u </w:instrText>
+      </w:r>
+      <w:r>
+        <w:fldChar w:fldCharType="separate"/>
+      </w:r>
+      <w:p>
+        <w:pPr>
+          <w:pStyle w:val="TOC1"/>
+        </w:pPr>
+        <w:r>
+          <w:t xml:space="preserve">1 概述</w:t>
+        </w:r>
+        <w:r>
+          <w:tab/>
+        </w:r>
+        <w:r>
+          <w:t>1</w:t>
+        </w:r>
+      </w:p>
+      <w:p>
+        <w:pPr>
+          <w:pStyle w:val="TOC2"/>
+        </w:pPr>
+        <w:r>
+          <w:t xml:space="preserve">1.1 编写目的</w:t>
+        </w:r>
+        <w:r>
+          <w:tab/>
+        </w:r>
+        <w:r>
+          <w:t>1</w:t>
+        </w:r>
+      </w:p>
+      <w:p>
+        <w:pPr>
+          <w:pStyle w:val="TOC2"/>
+        </w:pPr>
+        <w:r>
+          <w:t xml:space="preserve">1.2 工程概况</w:t>
+        </w:r>
+        <w:r>
+          <w:tab/>
+        </w:r>
+        <w:r>
+          <w:t>1</w:t>
+        </w:r>
+      </w:p>
+      <w:p>
+        <w:pPr>
+          <w:pStyle w:val="TOC2"/>
+        </w:pPr>
+        <w:r>
+          <w:t xml:space="preserve">1.3 设计依据</w:t>
+        </w:r>
+        <w:r>
+          <w:tab/>
+        </w:r>
+        <w:r>
+          <w:t>1</w:t>
+        </w:r>
+      </w:p>
+      <w:p>
+        <w:pPr>
+          <w:pStyle w:val="TOC2"/>
+        </w:pPr>
+        <w:r>
+          <w:t xml:space="preserve">1.4 设计范围</w:t>
+        </w:r>
+        <w:r>
+          <w:tab/>
+        </w:r>
+        <w:r>
+          <w:t>1</w:t>
+        </w:r>
+      </w:p>
+      <w:p>
+        <w:pPr>
+          <w:pStyle w:val="TOC2"/>
+        </w:pPr>
+        <w:r>
+          <w:t xml:space="preserve">1.5 主要任务</w:t>
+        </w:r>
+        <w:r>
+          <w:tab/>
+        </w:r>
+        <w:r>
+          <w:t>1</w:t>
+        </w:r>
+      </w:p>
+      <w:p>
+        <w:pPr>
+          <w:pStyle w:val="TOC1"/>
+        </w:pPr>
+        <w:r>
+          <w:t xml:space="preserve">2 需求规定与设计原则</w:t>
+        </w:r>
+        <w:r>
+          <w:tab/>
+        </w:r>
+        <w:r>
+          <w:t>1</w:t>
+        </w:r>
+      </w:p>
+      <w:p>
+        <w:pPr>
+          <w:pStyle w:val="TOC2"/>
+        </w:pPr>
+        <w:r>
+          <w:t xml:space="preserve">2.1 建设规模</w:t>
+        </w:r>
+        <w:r>
+          <w:tab/>
+        </w:r>
+        <w:r>
+          <w:t>1</w:t>
+        </w:r>
+      </w:p>
+      <w:p>
+        <w:pPr>
+          <w:pStyle w:val="TOC2"/>
+        </w:pPr>
+        <w:r>
+          <w:t xml:space="preserve">2.2 功能与性能规定</w:t>
+        </w:r>
+        <w:r>
+          <w:tab/>
+        </w:r>
+        <w:r>
+          <w:t>1</w:t>
+        </w:r>
+      </w:p>
+      <w:p>
+        <w:pPr>
+          <w:pStyle w:val="TOC2"/>
+        </w:pPr>
+        <w:r>
+          <w:t xml:space="preserve">2.3 设计原则</w:t>
+        </w:r>
+        <w:r>
+          <w:tab/>
+        </w:r>
+        <w:r>
+          <w:t>1</w:t>
+        </w:r>
+      </w:p>
+      <w:p>
+        <w:pPr>
+          <w:pStyle w:val="TOC2"/>
+        </w:pPr>
+        <w:r>
+          <w:t xml:space="preserve">2.4 运行环境</w:t>
+        </w:r>
+        <w:r>
+          <w:tab/>
+        </w:r>
+        <w:r>
+          <w:t>1</w:t>
+        </w:r>
+      </w:p>
+      <w:p>
+        <w:pPr>
+          <w:pStyle w:val="TOC1"/>
+        </w:pPr>
+        <w:r>
+          <w:t xml:space="preserve">3 总体方案</w:t>
+        </w:r>
+        <w:r>
+          <w:tab/>
+        </w:r>
+        <w:r>
+          <w:t>1</w:t>
+        </w:r>
+      </w:p>
+      <w:p>
+        <w:pPr>
+          <w:pStyle w:val="TOC2"/>
+        </w:pPr>
+        <w:r>
+          <w:t xml:space="preserve">3.1 方案比选</w:t>
+        </w:r>
+        <w:r>
+          <w:tab/>
+        </w:r>
+        <w:r>
+          <w:t>1</w:t>
+        </w:r>
+      </w:p>
+      <w:p>
+        <w:pPr>
+          <w:pStyle w:val="TOC2"/>
+        </w:pPr>
+        <w:r>
+          <w:t xml:space="preserve">3.2 推荐方案</w:t>
+        </w:r>
+        <w:r>
+          <w:tab/>
+        </w:r>
+        <w:r>
+          <w:t>1</w:t>
+        </w:r>
+      </w:p>
+      <w:p>
+        <w:pPr>
+          <w:pStyle w:val="TOC2"/>
+        </w:pPr>
+        <w:r>
+          <w:t xml:space="preserve">3.3 功能分配</w:t>
+        </w:r>
+        <w:r>
+          <w:tab/>
+        </w:r>
+        <w:r>
+          <w:t>1</w:t>
+        </w:r>
+      </w:p>
+      <w:p>
+        <w:pPr>
+          <w:pStyle w:val="TOC1"/>
+        </w:pPr>
+        <w:r>
+          <w:t xml:space="preserve">4 工艺流程</w:t>
+        </w:r>
+        <w:r>
+          <w:tab/>
+        </w:r>
+        <w:r>
+          <w:t>1</w:t>
+        </w:r>
+      </w:p>
+      <w:p>
+        <w:pPr>
+          <w:pStyle w:val="TOC2"/>
+        </w:pPr>
+        <w:r>
+          <w:t xml:space="preserve">4.1 工艺总流程</w:t>
+        </w:r>
+        <w:r>
+          <w:tab/>
+        </w:r>
+        <w:r>
+          <w:t>1</w:t>
+        </w:r>
+      </w:p>
+      <w:p>
+        <w:pPr>
+          <w:pStyle w:val="TOC2"/>
+        </w:pPr>
+        <w:r>
+          <w:t xml:space="preserve">4.2 靠近工序</w:t>
+        </w:r>
+        <w:r>
+          <w:tab/>
+        </w:r>
+        <w:r>
+          <w:t>1</w:t>
+        </w:r>
+      </w:p>
+      <w:p>
+        <w:pPr>
+          <w:pStyle w:val="TOC2"/>
+        </w:pPr>
+        <w:r>
+          <w:t xml:space="preserve">4.3 套入工序</w:t>
+        </w:r>
+        <w:r>
+          <w:tab/>
+        </w:r>
+        <w:r>
+          <w:t>1</w:t>
+        </w:r>
+      </w:p>
+      <w:p>
+        <w:pPr>
+          <w:pStyle w:val="TOC2"/>
+        </w:pPr>
+        <w:r>
+          <w:t xml:space="preserve">4.4 联合运行时序</w:t>
+        </w:r>
+        <w:r>
+          <w:tab/>
+        </w:r>
+        <w:r>
+          <w:t>1</w:t>
+        </w:r>
+      </w:p>
+      <w:p>
+        <w:pPr>
+          <w:pStyle w:val="TOC1"/>
+        </w:pPr>
+        <w:r>
+          <w:t xml:space="preserve">5 分项设计</w:t>
+        </w:r>
+        <w:r>
+          <w:tab/>
+        </w:r>
+        <w:r>
+          <w:t>1</w:t>
+        </w:r>
+      </w:p>
+      <w:p>
+        <w:pPr>
+          <w:pStyle w:val="TOC2"/>
+        </w:pPr>
+        <w:r>
+          <w:t xml:space="preserve">5.1 作业调度</w:t>
+        </w:r>
+        <w:r>
+          <w:tab/>
+        </w:r>
+        <w:r>
+          <w:t>1</w:t>
+        </w:r>
+      </w:p>
+      <w:p>
+        <w:pPr>
+          <w:pStyle w:val="TOC2"/>
+        </w:pPr>
+        <w:r>
+          <w:t xml:space="preserve">5.2 感知</w:t>
+        </w:r>
+        <w:r>
+          <w:tab/>
+        </w:r>
+        <w:r>
+          <w:t>1</w:t>
+        </w:r>
+      </w:p>
+      <w:p>
+        <w:pPr>
+          <w:pStyle w:val="TOC2"/>
+        </w:pPr>
+        <w:r>
+          <w:t xml:space="preserve">5.3 导航</w:t>
+        </w:r>
+        <w:r>
+          <w:tab/>
+        </w:r>
+        <w:r>
+          <w:t>1</w:t>
+        </w:r>
+      </w:p>
+      <w:p>
+        <w:pPr>
+          <w:pStyle w:val="TOC2"/>
+        </w:pPr>
+        <w:r>
+          <w:t xml:space="preserve">5.4 机械臂</w:t>
+        </w:r>
+        <w:r>
+          <w:tab/>
+        </w:r>
+        <w:r>
+          <w:t>1</w:t>
+        </w:r>
+      </w:p>
+      <w:p>
+        <w:pPr>
+          <w:pStyle w:val="TOC2"/>
+        </w:pPr>
+        <w:r>
+          <w:t xml:space="preserve">5.5 末端执行器</w:t>
+        </w:r>
+        <w:r>
+          <w:tab/>
+        </w:r>
+        <w:r>
+          <w:t>1</w:t>
+        </w:r>
+      </w:p>
+      <w:p>
+        <w:pPr>
+          <w:pStyle w:val="TOC1"/>
+        </w:pPr>
+        <w:r>
+          <w:t xml:space="preserve">6 设备配置</w:t>
+        </w:r>
+        <w:r>
+          <w:tab/>
+        </w:r>
+        <w:r>
+          <w:t>1</w:t>
+        </w:r>
+      </w:p>
+      <w:p>
+        <w:pPr>
+          <w:pStyle w:val="TOC1"/>
+        </w:pPr>
+        <w:r>
+          <w:t xml:space="preserve">7 接口设计</w:t>
+        </w:r>
+        <w:r>
+          <w:tab/>
+        </w:r>
+        <w:r>
+          <w:t>1</w:t>
+        </w:r>
+      </w:p>
+      <w:p>
+        <w:pPr>
+          <w:pStyle w:val="TOC2"/>
+        </w:pPr>
+        <w:r>
+          <w:t xml:space="preserve">7.1 用户接口</w:t>
+        </w:r>
+        <w:r>
+          <w:tab/>
+        </w:r>
+        <w:r>
+          <w:t>1</w:t>
+        </w:r>
+      </w:p>
+      <w:p>
+        <w:pPr>
+          <w:pStyle w:val="TOC2"/>
+        </w:pPr>
+        <w:r>
+          <w:t xml:space="preserve">7.2 外部接口</w:t>
+        </w:r>
+        <w:r>
+          <w:tab/>
+        </w:r>
+        <w:r>
+          <w:t>1</w:t>
+        </w:r>
+      </w:p>
+      <w:p>
+        <w:pPr>
+          <w:pStyle w:val="TOC2"/>
+        </w:pPr>
+        <w:r>
+          <w:t xml:space="preserve">7.3 内部接口</w:t>
+        </w:r>
+        <w:r>
+          <w:tab/>
+        </w:r>
+        <w:r>
+          <w:t>1</w:t>
+        </w:r>
+      </w:p>
+      <w:p>
+        <w:pPr>
+          <w:pStyle w:val="TOC1"/>
+        </w:pPr>
+        <w:r>
+          <w:t xml:space="preserve">8 运行与出错处理</w:t>
+        </w:r>
+        <w:r>
+          <w:tab/>
+        </w:r>
+        <w:r>
+          <w:t>1</w:t>
+        </w:r>
+      </w:p>
+      <w:p>
+        <w:pPr>
+          <w:pStyle w:val="TOC2"/>
+        </w:pPr>
+        <w:r>
+          <w:t xml:space="preserve">8.1 运行控制</w:t>
+        </w:r>
+        <w:r>
+          <w:tab/>
+        </w:r>
+        <w:r>
+          <w:t>1</w:t>
+        </w:r>
+      </w:p>
+      <w:p>
+        <w:pPr>
+          <w:pStyle w:val="TOC2"/>
+        </w:pPr>
+        <w:r>
+          <w:t xml:space="preserve">8.2 互锁</w:t>
+        </w:r>
+        <w:r>
+          <w:tab/>
+        </w:r>
+        <w:r>
+          <w:t>1</w:t>
+        </w:r>
+      </w:p>
+      <w:p>
+        <w:pPr>
+          <w:pStyle w:val="TOC2"/>
+        </w:pPr>
+        <w:r>
+          <w:t xml:space="preserve">8.3 出错处理</w:t>
+        </w:r>
+        <w:r>
+          <w:tab/>
+        </w:r>
+        <w:r>
+          <w:t>1</w:t>
+        </w:r>
+      </w:p>
+      <w:p>
+        <w:pPr>
+          <w:pStyle w:val="TOC1"/>
+        </w:pPr>
+        <w:r>
+          <w:t xml:space="preserve">9 实施计划与遗留问题</w:t>
+        </w:r>
+        <w:r>
+          <w:tab/>
+        </w:r>
+        <w:r>
+          <w:t>1</w:t>
+        </w:r>
+      </w:p>
+      <w:p>
+        <w:pPr>
+          <w:pStyle w:val="TOC1"/>
+        </w:pPr>
+        <w:r>
+          <w:t xml:space="preserve">10 结论与建议</w:t>
+        </w:r>
+        <w:r>
+          <w:tab/>
+        </w:r>
+        <w:r>
+          <w:t>1</w:t>
+        </w:r>
+      </w:p>
+      <w:p>
+        <w:pPr>
+          <w:pStyle w:val="TOC1"/>
+        </w:pPr>
+        <w:r>
+          <w:t xml:space="preserve">附录</w:t>
+        </w:r>
+        <w:r>
+          <w:tab/>
+        </w:r>
+        <w:r>
+          <w:t>1</w:t>
+        </w:r>
+      </w:p>
+      <w:p>
+        <w:pPr>
+          <w:pStyle w:val="TOC2"/>
+        </w:pPr>
+        <w:r>
+          <w:t xml:space="preserve">A 术语</w:t>
+        </w:r>
+        <w:r>
+          <w:tab/>
+        </w:r>
+        <w:r>
+          <w:t>1</w:t>
+        </w:r>
+      </w:p>
+      <w:p>
+        <w:pPr>
+          <w:pStyle w:val="TOC2"/>
+        </w:pPr>
+        <w:r>
+          <w:t xml:space="preserve">B 附图目录</w:t>
+        </w:r>
+        <w:r>
+          <w:tab/>
+        </w:r>
+        <w:r>
+          <w:t>1</w:t>
+        </w:r>
+      </w:p>
+      <w:p>
+        <w:pPr>
+          <w:pStyle w:val="TOC2"/>
+        </w:pPr>
+        <w:r>
+          <w:t xml:space="preserve">C 附表</w:t>
+        </w:r>
+        <w:r>
+          <w:tab/>
+        </w:r>
+        <w:r>
+          <w:t>1</w:t>
+        </w:r>
+        <w:r>
+          <w:fldChar w:fldCharType="end"/>
+        </w:r>
+      </w:p>
     </w:p>
     <w:p>
       <w:r>
@@ -379,16 +904,24 @@
     <w:bookmarkStart w:id="26" w:name="概述"/>
     <w:p>
       <w:pPr>
+        <w:spacing w:before="0" w:after="0"/>
+      </w:pPr>
+      <w:r>
+        <w:br w:type="page"/>
+      </w:r>
+    </w:p>
+    <w:p>
+      <w:pPr>
+        <w:pStyle w:val="Heading1"/>
+      </w:pPr>
+      <w:r>
+        <w:t xml:space="preserve">1 概述</w:t>
+      </w:r>
+    </w:p>
+    <w:bookmarkStart w:id="21" w:name="编写目的"/>
+    <w:p>
+      <w:pPr>
         <w:pStyle w:val="Heading2"/>
-      </w:pPr>
-      <w:r>
-        <w:t xml:space="preserve">1 概述</w:t>
-      </w:r>
-    </w:p>
-    <w:bookmarkStart w:id="21" w:name="编写目的"/>
-    <w:p>
-      <w:pPr>
-        <w:pStyle w:val="Heading3"/>
       </w:pPr>
       <w:r>
         <w:t xml:space="preserve">1.1 编写目的</w:t>
@@ -414,7 +947,7 @@
     <w:bookmarkStart w:id="22" w:name="工程概况"/>
     <w:p>
       <w:pPr>
-        <w:pStyle w:val="Heading3"/>
+        <w:pStyle w:val="Heading2"/>
       </w:pPr>
       <w:r>
         <w:t xml:space="preserve">1.2 工程概况</w:t>
@@ -448,7 +981,7 @@
     <w:bookmarkStart w:id="23" w:name="设计依据"/>
     <w:p>
       <w:pPr>
-        <w:pStyle w:val="Heading3"/>
+        <w:pStyle w:val="Heading2"/>
       </w:pPr>
       <w:r>
         <w:t xml:space="preserve">1.3 设计依据</w:t>
@@ -464,8 +997,6 @@
       </w:pPr>
       <w:r>
         <w:t xml:space="preserve">本工程建设任务：感知抓取与自主导航联合。</w:t>
-      </w:r>
-      <w:r>
         <w:br/>
       </w:r>
     </w:p>
@@ -479,8 +1010,6 @@
       </w:pPr>
       <w:r>
         <w:t xml:space="preserve">现有固定座采摘核的作业能力及末端几何。</w:t>
-      </w:r>
-      <w:r>
         <w:br/>
       </w:r>
     </w:p>
@@ -494,8 +1023,6 @@
       </w:pPr>
       <w:r>
         <w:t xml:space="preserve">五级功能分解参照表（底盘、定位、规划、臂、视觉、末端）。</w:t>
-      </w:r>
-      <w:r>
         <w:br/>
       </w:r>
     </w:p>
@@ -523,7 +1050,7 @@
     <w:bookmarkStart w:id="24" w:name="设计范围"/>
     <w:p>
       <w:pPr>
-        <w:pStyle w:val="Heading3"/>
+        <w:pStyle w:val="Heading2"/>
       </w:pPr>
       <w:r>
         <w:t xml:space="preserve">1.4 设计范围</w:t>
@@ -549,7 +1076,7 @@
     <w:bookmarkStart w:id="25" w:name="主要任务"/>
     <w:p>
       <w:pPr>
-        <w:pStyle w:val="Heading3"/>
+        <w:pStyle w:val="Heading2"/>
       </w:pPr>
       <w:r>
         <w:t xml:space="preserve">1.5 主要任务</w:t>
@@ -565,8 +1092,6 @@
       </w:pPr>
       <w:r>
         <w:t xml:space="preserve">确定车辆两层靠近（作业位、目标）的工艺及对外状态。</w:t>
-      </w:r>
-      <w:r>
         <w:br/>
       </w:r>
     </w:p>
@@ -580,8 +1105,6 @@
       </w:pPr>
       <w:r>
         <w:t xml:space="preserve">确定末端 A（刚接圆柱）与末端 B（自适应圆柱加姿态传感）的配置及判断关系。</w:t>
-      </w:r>
-      <w:r>
         <w:br/>
       </w:r>
     </w:p>
@@ -609,16 +1132,16 @@
     <w:bookmarkStart w:id="31" w:name="需求规定与设计原则"/>
     <w:p>
       <w:pPr>
+        <w:pStyle w:val="Heading1"/>
+      </w:pPr>
+      <w:r>
+        <w:t xml:space="preserve">2 需求规定与设计原则</w:t>
+      </w:r>
+    </w:p>
+    <w:bookmarkStart w:id="27" w:name="建设规模"/>
+    <w:p>
+      <w:pPr>
         <w:pStyle w:val="Heading2"/>
-      </w:pPr>
-      <w:r>
-        <w:t xml:space="preserve">2 需求规定与设计原则</w:t>
-      </w:r>
-    </w:p>
-    <w:bookmarkStart w:id="27" w:name="建设规模"/>
-    <w:p>
-      <w:pPr>
-        <w:pStyle w:val="Heading3"/>
       </w:pPr>
       <w:r>
         <w:t xml:space="preserve">2.1 建设规模</w:t>
@@ -636,7 +1159,7 @@
     <w:bookmarkStart w:id="28" w:name="功能与性能规定"/>
     <w:p>
       <w:pPr>
-        <w:pStyle w:val="Heading3"/>
+        <w:pStyle w:val="Heading2"/>
       </w:pPr>
       <w:r>
         <w:t xml:space="preserve">2.2 功能与性能规定</w:t>
@@ -963,7 +1486,7 @@
     <w:bookmarkStart w:id="29" w:name="设计原则"/>
     <w:p>
       <w:pPr>
-        <w:pStyle w:val="Heading3"/>
+        <w:pStyle w:val="Heading2"/>
       </w:pPr>
       <w:r>
         <w:t xml:space="preserve">2.3 设计原则</w:t>
@@ -979,8 +1502,6 @@
       </w:pPr>
       <w:r>
         <w:t xml:space="preserve">调度为唯一指挥。感知报送观察结果，导航报送车辆状态，机械臂执行许可运动。</w:t>
-      </w:r>
-      <w:r>
         <w:br/>
       </w:r>
     </w:p>
@@ -994,8 +1515,6 @@
       </w:pPr>
       <w:r>
         <w:t xml:space="preserve">先停车，后近距；先许可，后接触。行驶中不进行近距积分和套入。</w:t>
-      </w:r>
-      <w:r>
         <w:br/>
       </w:r>
     </w:p>
@@ -1009,8 +1528,6 @@
       </w:pPr>
       <w:r>
         <w:t xml:space="preserve">简易档无位移时，仍须经历靠近中等规定状态，保证与主流档时序一致。</w:t>
-      </w:r>
-      <w:r>
         <w:br/>
       </w:r>
     </w:p>
@@ -1024,8 +1541,6 @@
       </w:pPr>
       <w:r>
         <w:t xml:space="preserve">车体惯导与圆柱姿态传感分属。</w:t>
-      </w:r>
-      <w:r>
         <w:br/>
       </w:r>
     </w:p>
@@ -1045,7 +1560,7 @@
     <w:bookmarkStart w:id="30" w:name="运行环境"/>
     <w:p>
       <w:pPr>
-        <w:pStyle w:val="Heading3"/>
+        <w:pStyle w:val="Heading2"/>
       </w:pPr>
       <w:r>
         <w:t xml:space="preserve">2.4 运行环境</w:t>
@@ -1071,16 +1586,16 @@
     <w:bookmarkStart w:id="38" w:name="总体方案"/>
     <w:p>
       <w:pPr>
+        <w:pStyle w:val="Heading1"/>
+      </w:pPr>
+      <w:r>
+        <w:t xml:space="preserve">3 总体方案</w:t>
+      </w:r>
+    </w:p>
+    <w:bookmarkStart w:id="32" w:name="方案比选"/>
+    <w:p>
+      <w:pPr>
         <w:pStyle w:val="Heading2"/>
-      </w:pPr>
-      <w:r>
-        <w:t xml:space="preserve">3 总体方案</w:t>
-      </w:r>
-    </w:p>
-    <w:bookmarkStart w:id="32" w:name="方案比选"/>
-    <w:p>
-      <w:pPr>
-        <w:pStyle w:val="Heading3"/>
       </w:pPr>
       <w:r>
         <w:t xml:space="preserve">3.1 方案比选</w:t>
@@ -1397,10 +1912,7 @@
         <w:t xml:space="preserve">推荐：</w:t>
       </w:r>
       <w:r>
-        <w:t xml:space="preserve"> </w:t>
-      </w:r>
-      <w:r>
-        <w:t xml:space="preserve">本阶段采用方案一，方案二作为后续实施内容接入同一对外状态。先实施真车、调度门未定时，车辆与机械臂易争用同一作业节拍。</w:t>
+        <w:t xml:space="preserve"> 本阶段采用方案一，方案二作为后续实施内容接入同一对外状态。先实施真车、调度门未定时，车辆与机械臂易争用同一作业节拍。</w:t>
       </w:r>
     </w:p>
     <w:p>
@@ -1714,10 +2226,7 @@
         <w:t xml:space="preserve">推荐：</w:t>
       </w:r>
       <w:r>
-        <w:t xml:space="preserve"> </w:t>
-      </w:r>
-      <w:r>
-        <w:t xml:space="preserve">方案 A、方案 B 均纳入。开批时指定其一，作业过程中不切换。方案 B 传感器失效时停止套入，不按方案 A 自动降级。</w:t>
+        <w:t xml:space="preserve"> 方案 A、方案 B 均纳入。开批时指定其一，作业过程中不切换。方案 B 传感器失效时停止套入，不按方案 A 自动降级。</w:t>
       </w:r>
     </w:p>
     <w:p>
@@ -1732,7 +2241,7 @@
     <w:bookmarkStart w:id="36" w:name="推荐方案"/>
     <w:p>
       <w:pPr>
-        <w:pStyle w:val="Heading3"/>
+        <w:pStyle w:val="Heading2"/>
       </w:pPr>
       <w:r>
         <w:t xml:space="preserve">3.2 推荐方案</w:t>
@@ -1764,7 +2273,7 @@
       <w:r>
         <w:drawing>
           <wp:inline>
-            <wp:extent cx="5219999" cy="3911009"/>
+            <wp:extent cx="5472000" cy="1374980"/>
             <wp:effectExtent b="0" l="0" r="0" t="0"/>
             <wp:docPr descr="图3-1 系统组成" title="" id="34" name="Picture"/>
             <a:graphic>
@@ -1785,7 +2294,7 @@
                   <pic:spPr bwMode="auto">
                     <a:xfrm>
                       <a:off x="0" y="0"/>
-                      <a:ext cx="5219999" cy="3911009"/>
+                      <a:ext cx="5472000" cy="1374980"/>
                     </a:xfrm>
                     <a:prstGeom prst="rect">
                       <a:avLst/>
@@ -1832,7 +2341,7 @@
     <w:bookmarkStart w:id="37" w:name="功能分配"/>
     <w:p>
       <w:pPr>
-        <w:pStyle w:val="Heading3"/>
+        <w:pStyle w:val="Heading2"/>
       </w:pPr>
       <w:r>
         <w:t xml:space="preserve">3.3 功能分配</w:t>
@@ -2153,16 +2662,16 @@
     <w:bookmarkStart w:id="55" w:name="工艺流程"/>
     <w:p>
       <w:pPr>
+        <w:pStyle w:val="Heading1"/>
+      </w:pPr>
+      <w:r>
+        <w:t xml:space="preserve">4 工艺流程</w:t>
+      </w:r>
+    </w:p>
+    <w:bookmarkStart w:id="42" w:name="工艺总流程"/>
+    <w:p>
+      <w:pPr>
         <w:pStyle w:val="Heading2"/>
-      </w:pPr>
-      <w:r>
-        <w:t xml:space="preserve">4 工艺流程</w:t>
-      </w:r>
-    </w:p>
-    <w:bookmarkStart w:id="42" w:name="工艺总流程"/>
-    <w:p>
-      <w:pPr>
-        <w:pStyle w:val="Heading3"/>
       </w:pPr>
       <w:r>
         <w:t xml:space="preserve">4.1 工艺总流程</w:t>
@@ -2186,7 +2695,7 @@
       <w:r>
         <w:drawing>
           <wp:inline>
-            <wp:extent cx="5103916" cy="5400000"/>
+            <wp:extent cx="5220000" cy="5018862"/>
             <wp:effectExtent b="0" l="0" r="0" t="0"/>
             <wp:docPr descr="图4-1 工艺总流程" title="" id="40" name="Picture"/>
             <a:graphic>
@@ -2207,7 +2716,7 @@
                   <pic:spPr bwMode="auto">
                     <a:xfrm>
                       <a:off x="0" y="0"/>
-                      <a:ext cx="5103916" cy="5400000"/>
+                      <a:ext cx="5220000" cy="5018862"/>
                     </a:xfrm>
                     <a:prstGeom prst="rect">
                       <a:avLst/>
@@ -2262,7 +2771,7 @@
     <w:bookmarkStart w:id="46" w:name="靠近工序"/>
     <w:p>
       <w:pPr>
-        <w:pStyle w:val="Heading3"/>
+        <w:pStyle w:val="Heading2"/>
       </w:pPr>
       <w:r>
         <w:t xml:space="preserve">4.2 靠近工序</w:t>
@@ -2294,7 +2803,7 @@
       <w:r>
         <w:drawing>
           <wp:inline>
-            <wp:extent cx="4319999" cy="4489068"/>
+            <wp:extent cx="4320000" cy="4486154"/>
             <wp:effectExtent b="0" l="0" r="0" t="0"/>
             <wp:docPr descr="图4-2 目标靠近状态" title="" id="44" name="Picture"/>
             <a:graphic>
@@ -2315,7 +2824,7 @@
                   <pic:spPr bwMode="auto">
                     <a:xfrm>
                       <a:off x="0" y="0"/>
-                      <a:ext cx="4319999" cy="4489068"/>
+                      <a:ext cx="4320000" cy="4486154"/>
                     </a:xfrm>
                     <a:prstGeom prst="rect">
                       <a:avLst/>
@@ -2370,7 +2879,7 @@
     <w:bookmarkStart w:id="50" w:name="套入工序"/>
     <w:p>
       <w:pPr>
-        <w:pStyle w:val="Heading3"/>
+        <w:pStyle w:val="Heading2"/>
       </w:pPr>
       <w:r>
         <w:t xml:space="preserve">4.3 套入工序</w:t>
@@ -2394,7 +2903,7 @@
       <w:r>
         <w:drawing>
           <wp:inline>
-            <wp:extent cx="5219999" cy="5340165"/>
+            <wp:extent cx="5220000" cy="3872581"/>
             <wp:effectExtent b="0" l="0" r="0" t="0"/>
             <wp:docPr descr="图4-3 套入工序" title="" id="48" name="Picture"/>
             <a:graphic>
@@ -2415,7 +2924,7 @@
                   <pic:spPr bwMode="auto">
                     <a:xfrm>
                       <a:off x="0" y="0"/>
-                      <a:ext cx="5219999" cy="5340165"/>
+                      <a:ext cx="5220000" cy="3872581"/>
                     </a:xfrm>
                     <a:prstGeom prst="rect">
                       <a:avLst/>
@@ -2462,7 +2971,7 @@
     <w:bookmarkStart w:id="54" w:name="联合运行时序"/>
     <w:p>
       <w:pPr>
-        <w:pStyle w:val="Heading3"/>
+        <w:pStyle w:val="Heading2"/>
       </w:pPr>
       <w:r>
         <w:t xml:space="preserve">4.4 联合运行时序</w:t>
@@ -2486,7 +2995,7 @@
       <w:r>
         <w:drawing>
           <wp:inline>
-            <wp:extent cx="5219999" cy="4083673"/>
+            <wp:extent cx="5220000" cy="4081454"/>
             <wp:effectExtent b="0" l="0" r="0" t="0"/>
             <wp:docPr descr="图4-4 联合运行时序" title="" id="52" name="Picture"/>
             <a:graphic>
@@ -2507,7 +3016,7 @@
                   <pic:spPr bwMode="auto">
                     <a:xfrm>
                       <a:off x="0" y="0"/>
-                      <a:ext cx="5219999" cy="4083673"/>
+                      <a:ext cx="5220000" cy="4081454"/>
                     </a:xfrm>
                     <a:prstGeom prst="rect">
                       <a:avLst/>
@@ -2554,16 +3063,16 @@
     <w:bookmarkStart w:id="61" w:name="分项设计"/>
     <w:p>
       <w:pPr>
+        <w:pStyle w:val="Heading1"/>
+      </w:pPr>
+      <w:r>
+        <w:t xml:space="preserve">5 分项设计</w:t>
+      </w:r>
+    </w:p>
+    <w:bookmarkStart w:id="56" w:name="作业调度"/>
+    <w:p>
+      <w:pPr>
         <w:pStyle w:val="Heading2"/>
-      </w:pPr>
-      <w:r>
-        <w:t xml:space="preserve">5 分项设计</w:t>
-      </w:r>
-    </w:p>
-    <w:bookmarkStart w:id="56" w:name="作业调度"/>
-    <w:p>
-      <w:pPr>
-        <w:pStyle w:val="Heading3"/>
       </w:pPr>
       <w:r>
         <w:t xml:space="preserve">5.1 作业调度</w:t>
@@ -2581,7 +3090,7 @@
     <w:bookmarkStart w:id="57" w:name="感知"/>
     <w:p>
       <w:pPr>
-        <w:pStyle w:val="Heading3"/>
+        <w:pStyle w:val="Heading2"/>
       </w:pPr>
       <w:r>
         <w:t xml:space="preserve">5.2 感知</w:t>
@@ -2599,7 +3108,7 @@
     <w:bookmarkStart w:id="58" w:name="导航"/>
     <w:p>
       <w:pPr>
-        <w:pStyle w:val="Heading3"/>
+        <w:pStyle w:val="Heading2"/>
       </w:pPr>
       <w:r>
         <w:t xml:space="preserve">5.3 导航</w:t>
@@ -2617,7 +3126,7 @@
     <w:bookmarkStart w:id="59" w:name="机械臂"/>
     <w:p>
       <w:pPr>
-        <w:pStyle w:val="Heading3"/>
+        <w:pStyle w:val="Heading2"/>
       </w:pPr>
       <w:r>
         <w:t xml:space="preserve">5.4 机械臂</w:t>
@@ -2635,7 +3144,7 @@
     <w:bookmarkStart w:id="60" w:name="末端执行器"/>
     <w:p>
       <w:pPr>
-        <w:pStyle w:val="Heading3"/>
+        <w:pStyle w:val="Heading2"/>
       </w:pPr>
       <w:r>
         <w:t xml:space="preserve">5.5 末端执行器</w:t>
@@ -2661,7 +3170,7 @@
     <w:bookmarkStart w:id="62" w:name="设备配置"/>
     <w:p>
       <w:pPr>
-        <w:pStyle w:val="Heading2"/>
+        <w:pStyle w:val="Heading1"/>
       </w:pPr>
       <w:r>
         <w:t xml:space="preserve">6 设备配置</w:t>
@@ -3203,16 +3712,16 @@
     <w:bookmarkStart w:id="66" w:name="接口设计"/>
     <w:p>
       <w:pPr>
+        <w:pStyle w:val="Heading1"/>
+      </w:pPr>
+      <w:r>
+        <w:t xml:space="preserve">7 接口设计</w:t>
+      </w:r>
+    </w:p>
+    <w:bookmarkStart w:id="63" w:name="用户接口"/>
+    <w:p>
+      <w:pPr>
         <w:pStyle w:val="Heading2"/>
-      </w:pPr>
-      <w:r>
-        <w:t xml:space="preserve">7 接口设计</w:t>
-      </w:r>
-    </w:p>
-    <w:bookmarkStart w:id="63" w:name="用户接口"/>
-    <w:p>
-      <w:pPr>
-        <w:pStyle w:val="Heading3"/>
       </w:pPr>
       <w:r>
         <w:t xml:space="preserve">7.1 用户接口</w:t>
@@ -3230,7 +3739,7 @@
     <w:bookmarkStart w:id="64" w:name="外部接口"/>
     <w:p>
       <w:pPr>
-        <w:pStyle w:val="Heading3"/>
+        <w:pStyle w:val="Heading2"/>
       </w:pPr>
       <w:r>
         <w:t xml:space="preserve">7.2 外部接口</w:t>
@@ -3492,7 +4001,7 @@
     <w:bookmarkStart w:id="65" w:name="内部接口"/>
     <w:p>
       <w:pPr>
-        <w:pStyle w:val="Heading3"/>
+        <w:pStyle w:val="Heading2"/>
       </w:pPr>
       <w:r>
         <w:t xml:space="preserve">7.3 内部接口</w:t>
@@ -3762,16 +4271,16 @@
     <w:bookmarkStart w:id="73" w:name="运行与出错处理"/>
     <w:p>
       <w:pPr>
+        <w:pStyle w:val="Heading1"/>
+      </w:pPr>
+      <w:r>
+        <w:t xml:space="preserve">8 运行与出错处理</w:t>
+      </w:r>
+    </w:p>
+    <w:bookmarkStart w:id="70" w:name="运行控制"/>
+    <w:p>
+      <w:pPr>
         <w:pStyle w:val="Heading2"/>
-      </w:pPr>
-      <w:r>
-        <w:t xml:space="preserve">8 运行与出错处理</w:t>
-      </w:r>
-    </w:p>
-    <w:bookmarkStart w:id="70" w:name="运行控制"/>
-    <w:p>
-      <w:pPr>
-        <w:pStyle w:val="Heading3"/>
       </w:pPr>
       <w:r>
         <w:t xml:space="preserve">8.1 运行控制</w:t>
@@ -3795,7 +4304,7 @@
       <w:r>
         <w:drawing>
           <wp:inline>
-            <wp:extent cx="5219999" cy="3410707"/>
+            <wp:extent cx="5220000" cy="3406858"/>
             <wp:effectExtent b="0" l="0" r="0" t="0"/>
             <wp:docPr descr="图8-1 运行控制" title="" id="68" name="Picture"/>
             <a:graphic>
@@ -3816,7 +4325,7 @@
                   <pic:spPr bwMode="auto">
                     <a:xfrm>
                       <a:off x="0" y="0"/>
-                      <a:ext cx="5219999" cy="3410707"/>
+                      <a:ext cx="5220000" cy="3406858"/>
                     </a:xfrm>
                     <a:prstGeom prst="rect">
                       <a:avLst/>
@@ -4138,7 +4647,7 @@
     <w:bookmarkStart w:id="71" w:name="互锁"/>
     <w:p>
       <w:pPr>
-        <w:pStyle w:val="Heading3"/>
+        <w:pStyle w:val="Heading2"/>
       </w:pPr>
       <w:r>
         <w:t xml:space="preserve">8.2 互锁</w:t>
@@ -4864,7 +5373,7 @@
     <w:bookmarkStart w:id="72" w:name="出错处理"/>
     <w:p>
       <w:pPr>
-        <w:pStyle w:val="Heading3"/>
+        <w:pStyle w:val="Heading2"/>
       </w:pPr>
       <w:r>
         <w:t xml:space="preserve">8.3 出错处理</w:t>
@@ -5210,7 +5719,7 @@
     <w:bookmarkStart w:id="74" w:name="实施计划与遗留问题"/>
     <w:p>
       <w:pPr>
-        <w:pStyle w:val="Heading2"/>
+        <w:pStyle w:val="Heading1"/>
       </w:pPr>
       <w:r>
         <w:t xml:space="preserve">9 实施计划与遗留问题</w:t>
@@ -5518,7 +6027,7 @@
     <w:bookmarkStart w:id="75" w:name="结论与建议"/>
     <w:p>
       <w:pPr>
-        <w:pStyle w:val="Heading2"/>
+        <w:pStyle w:val="Heading1"/>
       </w:pPr>
       <w:r>
         <w:t xml:space="preserve">10 结论与建议</w:t>
@@ -5564,16 +6073,16 @@
     <w:bookmarkStart w:id="79" w:name="附录"/>
     <w:p>
       <w:pPr>
+        <w:pStyle w:val="Heading1"/>
+      </w:pPr>
+      <w:r>
+        <w:t xml:space="preserve">附录</w:t>
+      </w:r>
+    </w:p>
+    <w:bookmarkStart w:id="76" w:name="a-术语"/>
+    <w:p>
+      <w:pPr>
         <w:pStyle w:val="Heading2"/>
-      </w:pPr>
-      <w:r>
-        <w:t xml:space="preserve">附录</w:t>
-      </w:r>
-    </w:p>
-    <w:bookmarkStart w:id="76" w:name="a-术语"/>
-    <w:p>
-      <w:pPr>
-        <w:pStyle w:val="Heading3"/>
       </w:pPr>
       <w:r>
         <w:t xml:space="preserve">A 术语</w:t>
@@ -5780,7 +6289,7 @@
     <w:bookmarkStart w:id="77" w:name="b-附图目录"/>
     <w:p>
       <w:pPr>
-        <w:pStyle w:val="Heading3"/>
+        <w:pStyle w:val="Heading2"/>
       </w:pPr>
       <w:r>
         <w:t xml:space="preserve">B 附图目录</w:t>
@@ -6072,7 +6581,7 @@
     <w:bookmarkStart w:id="78" w:name="c-附表"/>
     <w:p>
       <w:pPr>
-        <w:pStyle w:val="Heading3"/>
+        <w:pStyle w:val="Heading2"/>
       </w:pPr>
       <w:r>
         <w:t xml:space="preserve">C 附表</w:t>
@@ -6089,7 +6598,14 @@
     <w:bookmarkEnd w:id="78"/>
     <w:bookmarkEnd w:id="79"/>
     <w:bookmarkEnd w:id="80"/>
-    <w:sectPr/>
+    <w:sectPr>
+      <w:headerReference w:type="default" r:id="rIdHdr"/>
+      <w:footerReference w:type="default" r:id="rIdFtr"/>
+      <w:pgSz w:w="11906" w:h="16838"/>
+      <w:pgMar w:top="1417" w:right="1417" w:bottom="1417" w:left="1701" w:gutter="0" w:header="850" w:footer="992"/>
+      <w:pgNumType w:start="1"/>
+      <w:titlePg/>
+    </w:sectPr>
   </w:body>
 </w:document>
 </file>
@@ -6177,7 +6693,7 @@
         <w:sz w:val="18"/>
         <w:color w:val="5B5B5B"/>
       </w:rPr>
-      <w:t>初步设计说明书　V3.0</w:t>
+      <w:t>初步设计说明书　V3.1　2026-08-26</w:t>
     </w:r>
   </w:p>
 </w:hdr>
@@ -6460,6 +6976,37 @@
     </w:pPrDefault>
   </w:docDefaults>
   <w:latentStyles w:count="276" w:defLockedState="0" w:defQFormat="0" w:defSemiHidden="0" w:defUIPriority="0" w:defUnhideWhenUsed="0"/>
+  <w:style w:styleId="TOC1" w:type="paragraph">
+    <w:name w:val="TOC 1"/>
+    <w:basedOn w:val="Normal"/>
+    <w:qFormat/>
+    <w:pPr>
+      <w:tabs>
+        <w:tab w:val="right" w:leader="dot" w:pos="8780"/>
+      </w:tabs>
+      <w:spacing w:before="40" w:after="40"/>
+    </w:pPr>
+    <w:rPr>
+      <w:sz w:val="24"/>
+      <w:szCs w:val="24"/>
+    </w:rPr>
+  </w:style>
+  <w:style w:styleId="TOC2" w:type="paragraph">
+    <w:name w:val="TOC 2"/>
+    <w:basedOn w:val="Normal"/>
+    <w:qFormat/>
+    <w:pPr>
+      <w:tabs>
+        <w:tab w:val="right" w:leader="dot" w:pos="8360"/>
+      </w:tabs>
+      <w:spacing w:before="20" w:after="20"/>
+      <w:ind w:left="420"/>
+    </w:pPr>
+    <w:rPr>
+      <w:sz w:val="22"/>
+      <w:szCs w:val="22"/>
+    </w:rPr>
+  </w:style>
   <w:style w:default="1" w:styleId="Normal" w:type="paragraph">
     <w:name w:val="Normal"/>
     <w:qFormat/>
@@ -6856,10 +7403,14 @@
     <w:link w:val="BodyTextChar"/>
     <w:pPr>
       <w:spacing w:after="120" w:before="0"/>
+      <w:jc w:val="center"/>
     </w:pPr>
     <w:rPr>
       <w:rFonts w:ascii="微软雅黑" w:hAnsi="微软雅黑" w:eastAsia="微软雅黑" w:cs="微软雅黑"/>
-      <w:i/>
+      <w:b/>
+      <w:bCs/>
+      <w:sz w:val="21"/>
+      <w:szCs w:val="21"/>
     </w:rPr>
   </w:style>
   <w:style w:customStyle="1" w:styleId="TableCaption" w:type="paragraph">
